--- a/Smart_Healthcare_Analytics_Chapter.docx
+++ b/Smart_Healthcare_Analytics_Chapter.docx
@@ -432,7 +432,7 @@
           <w:szCs w:val="24"/>
           <w:rFonts w:ascii="Times New Roman" w:hAnsi="Times New Roman"/>
         </w:rPr>
-        <w:t xml:space="preserve">Cloud-based computing can also aid in deploying cutting-edge analytics tools and AI algorithms that demand a great deal of computing power. Cloud-based applications can help healthcare organizations save on infrastructure costs and boost efficiency. Moreover, cloud computing can promote the interoperability between the various healthcare systems giving seamless data exchange and integration [22]. In the realm of smart healthcare, real-time monitoring and data collection systems play a pivotal role. These systems are powered by IoT devices and cloud platforms, continuously gathering and analyzing patient data. By monitoring in real-time, it is possible to detect health problems early, and take action to change a person's trajectory before it gets worse, which leads to better patient outcomes [23]. For instance, continuous glucose monitoring for diabetic patients can give them instant information about their blood glucose levels, leading to improved disease management. In summary, the technological pillars of smart healthcare are IoT, cloud computing, and real-time data systems. All these technologies contribute to smart healthcare ecosystems that are proactive, efficient and patient-centric [24].</w:t>
+        <w:t xml:space="preserve">Cloud-based computing can also aid in deploying cutting-edge analytics tools and AI algorithms that demand a great deal of computing power. Cloud-based applications can help healthcare organizations save on infrastructure costs and boost efficiency. Moreover, cloud computing can promote the interoperability between the various healthcare systems giving seamless data exchange and integration [22]. In the realm of smart healthcare, real-time monitoring and data collection systems play a pivotal role. These systems are powered by IoT devices and cloud platforms, continuously gathering and analyzing patient data. By monitoring in real-time, it is possible to detect health problems early, and take action to change a person's trajectory before it gets worse, which leads to better patient outcomes [23]. For instance, continuous glucose monitoring for diabetic patients can give them instant information about their blood glucose levels, leading to improved disease management. In summary, the technological pillars of smart healthcare are IoT, cloud computing, and real-time data systems. All these technologies contribute to smart healthcare ecosystems that are proactive, efficient and patient-centric [24]. Figure 2 illustrates this smart healthcare system framework, showing the seamless flow from data collection through AI analytics to improved patient outcomes.</w:t>
       </w:r>
     </w:p>
     <w:p>
@@ -1002,7 +1002,7 @@
           <w:szCs w:val="24"/>
           <w:rFonts w:ascii="Times New Roman" w:hAnsi="Times New Roman"/>
         </w:rPr>
-        <w:t xml:space="preserve">The study also introduces a conceptual validation method, which includes the validation of the proposed framework with existing theories and best practices. This guarantees that the framework is theoretically strong and is in keeping with the existing knowledge in the field. While not validated empirically in this chapter, this structure has been developed to be flexible and adaptable for future empirical validation [37]. The research methodology in general is structured in order to design an integrated framework for smart healthcare analytics. The study's conceptual analysis and real-world insights provide a comprehensive view of the factors that contribute to the successful adoption and implementation of intelligent care systems.</w:t>
+        <w:t xml:space="preserve">The study also introduces a conceptual validation method, which includes the validation of the proposed framework with existing theories and best practices. This guarantees that the framework is theoretically strong and is in keeping with the existing knowledge in the field. While not validated empirically in this chapter, this structure has been developed to be flexible and adaptable for future empirical validation [37]. The research methodology in general is structured in order to design an integrated framework for smart healthcare analytics. The study's conceptual analysis and real-world insights provide a comprehensive view of the factors that contribute to the successful adoption and implementation of intelligent care systems. The research methodology framework, depicting the sequential phases from literature review through content analysis, framework development, and validation, is illustrated in Figure 3.</w:t>
       </w:r>
     </w:p>
     <w:p>
@@ -1124,7 +1124,7 @@
           <w:szCs w:val="24"/>
           <w:rFonts w:ascii="Times New Roman" w:hAnsi="Times New Roman"/>
         </w:rPr>
-        <w:t xml:space="preserve">Moreover, the framework will facilitate the integration of business education in healthcare systems. It includes managerial and strategic aspects, so as to emphasize the importance of business professionals in the effective implementation of smart healthcare analytics. This complements the increasing demand for a multidisciplinary approach to health care management. In conclusion, the proposed framework provides a comprehensive approach to implementing smart healthcare analytics and intelligent care systems. It fills in important research gaps and brings together various aspects of the field, providing a valuable resource for researchers, practitioners, and policy makers. The framework should be empirically tested and used in various health care settings in future studies.</w:t>
+        <w:t xml:space="preserve">Moreover, the framework will facilitate the integration of business education in healthcare systems. It includes managerial and strategic aspects, so as to emphasize the importance of business professionals in the effective implementation of smart healthcare analytics. This complements the increasing demand for a multidisciplinary approach to health care management. In conclusion, the proposed framework provides a comprehensive approach to implementing smart healthcare analytics and intelligent care systems. It fills in important research gaps and brings together various aspects of the field, providing a valuable resource for researchers, practitioners, and policy makers. The framework should be empirically tested and used in various health care settings in future studies. As shown in Table 2, the framework's layered architecture supports interoperability through standardized technologies and tools across all four layers.</w:t>
       </w:r>
     </w:p>
     <w:p>
@@ -1544,7 +1544,7 @@
           <w:szCs w:val="24"/>
           <w:rFonts w:ascii="Times New Roman" w:hAnsi="Times New Roman"/>
         </w:rPr>
-        <w:t xml:space="preserve">Different types of intelligent care are compared and their effectiveness varies according to their context of use. In certain areas of medicine like radiology and oncology, where the amount of data is vast, AI-based diagnostic solutions can prove to be very useful. Meanwhile, IoT-based monitoring systems are more appropriate for chronic diseases and the care of patients over an extended period of time [44]. Besides, the hybrid solutions involving AI, IoT, and Big Data analytics provide the most complete solutions. These comprehensive systems allow for the ability to collect, analyze and make decisions on patients' health data without any hassle, giving a holistic view of a patient's health. But data quality, interoperability, and user acceptance are critical elements for the success of these systems [45]. The analysis of intelligent care systems results in the conclusion that development of technology has made a great progress in delivering healthcare services, but the success of these systems relies on the context of the application and the integration between the various technologies used.</w:t>
+        <w:t xml:space="preserve">Different types of intelligent care are compared and their effectiveness varies according to their context of use. In certain areas of medicine like radiology and oncology, where the amount of data is vast, AI-based diagnostic solutions can prove to be very useful. Meanwhile, IoT-based monitoring systems are more appropriate for chronic diseases and the care of patients over an extended period of time [44]. Besides, the hybrid solutions involving AI, IoT, and Big Data analytics provide the most complete solutions. These comprehensive systems allow for the ability to collect, analyze and make decisions on patients' health data without any hassle, giving a holistic view of a patient's health. But data quality, interoperability, and user acceptance are critical elements for the success of these systems [45]. The analysis of intelligent care systems results in the conclusion that development of technology has made a great progress in delivering healthcare services, but the success of these systems relies on the context of the application and the integration between the various technologies used. This comprehensive model is depicted in Figure 4, which demonstrates the seamless interaction between AI diagnostics, remote monitoring, telemedicine, and analytics to enhance patient care and streamline operations.</w:t>
       </w:r>
     </w:p>
     <w:p>
@@ -1707,7 +1707,7 @@
           <w:szCs w:val="24"/>
           <w:rFonts w:ascii="Times New Roman" w:hAnsi="Times New Roman"/>
         </w:rPr>
-        <w:t xml:space="preserve">Another use is personalized medicine, in which treatment is customized for the specific patient based on their genetic, environmental and lifestyle factors. Through AI and data analysis, personalized treatment options are identified, enhancing the effectiveness of treatment and patient satisfaction. In conclusion, the use of smart healthcare analytics offers numerous practical applications that can help to optimize patient care, increase efficiency, and lower healthcare costs. With the help of cutting-edge technologies, healthcare providers can provide more personalized, proactive, and efficient care. The overall applications in smart healthcare analytics point to its use for better patient outcomes, increased efficiency, and lower costs. Healthcare organizations can provide personalized, proactive, and efficient care with the use of advanced technologies.</w:t>
+        <w:t xml:space="preserve">Another use is personalized medicine, in which treatment is customized for the specific patient based on their genetic, environmental and lifestyle factors. Through AI and data analysis, personalized treatment options are identified, enhancing the effectiveness of treatment and patient satisfaction. In conclusion, the use of smart healthcare analytics offers numerous practical applications that can help to optimize patient care, increase efficiency, and lower healthcare costs. With the help of cutting-edge technologies, healthcare providers can provide more personalized, proactive, and efficient care. The overall applications in smart healthcare analytics point to its use for better patient outcomes, increased efficiency, and lower costs. Healthcare organizations can provide personalized, proactive, and efficient care with the use of advanced technologies. Table 3 summarizes the key benefits, challenges, success factors, and practical applications that emerged from this analysis.</w:t>
       </w:r>
     </w:p>
     <w:p>

--- a/Smart_Healthcare_Analytics_Chapter.docx
+++ b/Smart_Healthcare_Analytics_Chapter.docx
@@ -2266,18 +2266,18 @@
           <w:szCs w:val="20"/>
           <w:rFonts w:ascii="Times New Roman" w:hAnsi="Times New Roman"/>
         </w:rPr>
-        <w:t xml:space="preserve">[1] Raghupathi, W., &amp; Raghupathi, V. (2014). Big data analytics in healthcare: Promise and potential. Health Information Science and Systems, 2(1), 3. https://doi.org/10.1186/2047-2501-2-3</w:t>
-      </w:r>
-    </w:p>
-    <w:p>
-      <w:pPr/>
-      <w:r>
-        <w:rPr>
-          <w:sz w:val="20"/>
-          <w:szCs w:val="20"/>
-          <w:rFonts w:ascii="Times New Roman" w:hAnsi="Times New Roman"/>
-        </w:rPr>
-        <w:t xml:space="preserve">[2] Kruse, C. S., Stein, A., Thomas, H., &amp; Kaur, H. (2018). The use of electronic health records to support population health: A systematic review of the literature. Journal of Medical Systems, 42(11), 214. https://doi.org/10.1007/s10916-018-1075-6</w:t>
+        <w:t xml:space="preserve">[1] Haleem, A., Javaid, M., Singh, R. P., &amp; Suman, R. (2021). Telemedicine for healthcare: Capabilities, features, barriers, and applications. Sensors International, 2, 100117. https://doi.org/10.1016/j.sintl.2021.100117</w:t>
+      </w:r>
+    </w:p>
+    <w:p>
+      <w:pPr/>
+      <w:r>
+        <w:rPr>
+          <w:sz w:val="20"/>
+          <w:szCs w:val="20"/>
+          <w:rFonts w:ascii="Times New Roman" w:hAnsi="Times New Roman"/>
+        </w:rPr>
+        <w:t xml:space="preserve">[2] Adler-Milstein, J., Holmgren, A. J., Engel, C., &amp; Patel, V. (2021). Electronic health record adoption in US hospitals: The emergence of a digital advanced use divide. Journal of the American Medical Informatics Association, 28(9), 1966-1975. https://doi.org/10.1093/jamia/ocab144</w:t>
       </w:r>
     </w:p>
     <w:p>
@@ -2321,18 +2321,18 @@
           <w:szCs w:val="20"/>
           <w:rFonts w:ascii="Times New Roman" w:hAnsi="Times New Roman"/>
         </w:rPr>
-        <w:t xml:space="preserve">[6] Islam, S. M. R., Kwak, D., Kabir, M. H., Hossain, M., &amp; Kwak, K. S. (2015). The Internet of Things for health care: A comprehensive survey. IEEE Access, 3, 678-708. https://doi.org/10.1109/ACCESS.2015.2437951</w:t>
-      </w:r>
-    </w:p>
-    <w:p>
-      <w:pPr/>
-      <w:r>
-        <w:rPr>
-          <w:sz w:val="20"/>
-          <w:szCs w:val="20"/>
-          <w:rFonts w:ascii="Times New Roman" w:hAnsi="Times New Roman"/>
-        </w:rPr>
-        <w:t xml:space="preserve">[7] Mehta, N., &amp; Pandit, A. (2018). Concurrence of big data analytics and healthcare: A systematic review. International Journal of Medical Informatics, 114, 57-65. https://doi.org/10.1016/j.ijmedinf.2018.03.013</w:t>
+        <w:t xml:space="preserve">[6] Nguyen, D. C., Ding, M., Pathirana, P. N., &amp; Seneviratne, A. (2021). Blockchain and AI-based solutions to combat coronavirus (COVID-19)-like epidemics. IEEE Access, 9, 95730-95753. https://doi.org/10.1109/ACCESS.2021.3093633</w:t>
+      </w:r>
+    </w:p>
+    <w:p>
+      <w:pPr/>
+      <w:r>
+        <w:rPr>
+          <w:sz w:val="20"/>
+          <w:szCs w:val="20"/>
+          <w:rFonts w:ascii="Times New Roman" w:hAnsi="Times New Roman"/>
+        </w:rPr>
+        <w:t xml:space="preserve">[7] Mehta, N., Pandit, A., &amp; Shukla, S. (2019). Transforming healthcare with big data analytics and artificial intelligence: A systematic mapping study. Journal of Biomedical Informatics, 100, 103311. https://doi.org/10.1016/j.jbi.2019.103311</w:t>
       </w:r>
     </w:p>
     <w:p>
@@ -2354,29 +2354,29 @@
           <w:szCs w:val="20"/>
           <w:rFonts w:ascii="Times New Roman" w:hAnsi="Times New Roman"/>
         </w:rPr>
-        <w:t xml:space="preserve">[9] Cutler, D. M. (2020). Reducing administrative costs in U.S. health care. The Hamilton Project, Brookings Institution. https://www.brookings.edu/research/reducing-administrative-costs</w:t>
-      </w:r>
-    </w:p>
-    <w:p>
-      <w:pPr/>
-      <w:r>
-        <w:rPr>
-          <w:sz w:val="20"/>
-          <w:szCs w:val="20"/>
-          <w:rFonts w:ascii="Times New Roman" w:hAnsi="Times New Roman"/>
-        </w:rPr>
-        <w:t xml:space="preserve">[10] Enthoven, A. C. (2009). Integrated delivery systems: The cure for fragmentation. American Journal of Managed Care, 15(10), S284-S290.</w:t>
-      </w:r>
-    </w:p>
-    <w:p>
-      <w:pPr/>
-      <w:r>
-        <w:rPr>
-          <w:sz w:val="20"/>
-          <w:szCs w:val="20"/>
-          <w:rFonts w:ascii="Times New Roman" w:hAnsi="Times New Roman"/>
-        </w:rPr>
-        <w:t xml:space="preserve">[11] Hamburg, M. A., &amp; Collins, F. S. (2010). The path to personalized medicine. New England Journal of Medicine, 363(4), 301-304. https://doi.org/10.1056/NEJMp1006304</w:t>
+        <w:t xml:space="preserve">[9] Cutler, D. M., Nikpay, S., &amp; Huckman, R. S. (2020). The business of medicine in the era of COVID-19. JAMA, 323(20), 2003-2004. https://doi.org/10.1001/jama.2020.7242</w:t>
+      </w:r>
+    </w:p>
+    <w:p>
+      <w:pPr/>
+      <w:r>
+        <w:rPr>
+          <w:sz w:val="20"/>
+          <w:szCs w:val="20"/>
+          <w:rFonts w:ascii="Times New Roman" w:hAnsi="Times New Roman"/>
+        </w:rPr>
+        <w:t xml:space="preserve">[10] Kruk, M. E., Gage, A. D., Arsenault, C., et al. (2018). High-quality health systems in the Sustainable Development Goals era. The Lancet Global Health, 6(11), e1196-e1252. https://doi.org/10.1016/S2214-109X(18)30386-3</w:t>
+      </w:r>
+    </w:p>
+    <w:p>
+      <w:pPr/>
+      <w:r>
+        <w:rPr>
+          <w:sz w:val="20"/>
+          <w:szCs w:val="20"/>
+          <w:rFonts w:ascii="Times New Roman" w:hAnsi="Times New Roman"/>
+        </w:rPr>
+        <w:t xml:space="preserve">[11] Johnson, K. B., Wei, W., Weeraratne, D., et al. (2021). Precision medicine, AI, and the future of personalized health care. Clinical and Translational Science, 14(1), 86-93. https://doi.org/10.1111/cts.12884</w:t>
       </w:r>
     </w:p>
     <w:p>
@@ -2409,40 +2409,51 @@
           <w:szCs w:val="20"/>
           <w:rFonts w:ascii="Times New Roman" w:hAnsi="Times New Roman"/>
         </w:rPr>
-        <w:t xml:space="preserve">[14] Torous, J., Andersson, G., Bertagnoli, A., Christensen, H., Cuijpers, P., Firth, J., Haim, A., Hsin, H., Hollis, C., Lewis, S., &amp; Mohr, D. C. (2019). Towards a consensus around standards for smartphone apps and digital mental health. World Psychiatry, 18(1), 97-98. https://doi.org/10.1002/wps.20592</w:t>
-      </w:r>
-    </w:p>
-    <w:p>
-      <w:pPr/>
-      <w:r>
-        <w:rPr>
-          <w:sz w:val="20"/>
-          <w:szCs w:val="20"/>
-          <w:rFonts w:ascii="Times New Roman" w:hAnsi="Times New Roman"/>
-        </w:rPr>
-        <w:t xml:space="preserve">[15] Granja, C., Janssen, W., &amp; Johansen, M. A. (2018). Factors determining the success and failure of eHealth interventions: Systematic review of the literature. Journal of Medical Internet Research, 20(5), e10235. https://doi.org/10.2196/10235</w:t>
-      </w:r>
-    </w:p>
-    <w:p>
-      <w:pPr/>
-      <w:r>
-        <w:rPr>
-          <w:sz w:val="20"/>
-          <w:szCs w:val="20"/>
-          <w:rFonts w:ascii="Times New Roman" w:hAnsi="Times New Roman"/>
-        </w:rPr>
-        <w:t xml:space="preserve">[16] Agarwal, R., Gao, G., DesRoches, C., &amp; Jha, A. K. (2010). Research commentary—The digital transformation of healthcare: Current status and the road ahead. Information Systems Research, 21(4), 796-809. https://doi.org/10.1287/isre.1100.0327</w:t>
-      </w:r>
-    </w:p>
-    <w:p>
-      <w:pPr/>
-      <w:r>
-        <w:rPr>
-          <w:sz w:val="20"/>
-          <w:szCs w:val="20"/>
-          <w:rFonts w:ascii="Times New Roman" w:hAnsi="Times New Roman"/>
-        </w:rPr>
-        <w:t xml:space="preserve">[17] Wamba, S. F., Akter, S., Edwards, A., Chopin, G., &amp; Gnanzou, D. (2015). How 'big data' can make big impact: Findings from a systematic review and a longitudinal case study. International Journal of Production Economics, 165, 234-246. https://doi.org/10.1016/j.ijpe.2014.12.031</w:t>
+        <w:t xml:space="preserve">[14] Torous, J., Jan Myrick, K., Rauseo-Ricupero, N., &amp; Firth, J. (2020). Digital mental health and COVID-19: Using technology today to accelerate the curve on access and quality tomorrow. JMIR Mental Health, 7(3), e18848. https://doi.org/10.2196/18848</w:t>
+      </w:r>
+    </w:p>
+    <w:p>
+      <w:pPr/>
+      <w:r>
+        <w:rPr>
+          <w:sz w:val="20"/>
+          <w:szCs w:val="20"/>
+          <w:rFonts w:ascii="Times New Roman" w:hAnsi="Times New Roman"/>
+        </w:rPr>
+        <w:t xml:space="preserve">[15] Granja, C., Janssen, W., &amp; Johansen, M. A. (2018). Factors determining the success and failure of eHealth interventions: Systematic review. Journal of Medical Internet Research, 20(5), e10235. https://doi.org/10.2196/10235</w:t>
+      </w:r>
+    </w:p>
+    <w:p>
+      <w:pPr/>
+      <w:r>
+        <w:rPr>
+          <w:sz w:val="20"/>
+          <w:szCs w:val="20"/>
+          <w:rFonts w:ascii="Times New Roman" w:hAnsi="Times New Roman"/>
+        </w:rPr>
+        <w:t xml:space="preserve">[16] Agarwal, R., Gao, G., DesRoches, C., &amp; Jha, A. K. (2010). Research commentary - The digital transformation of healthcare. Information Systems Research, 21(4), 796-809. https://doi.org/10.1287/isre.1100.0327</w:t>
+      </w:r>
+    </w:p>
+    <w:p>
+      <w:pPr/>
+      <w:r>
+        <w:rPr>
+          <w:sz w:val="20"/>
+          <w:szCs w:val="20"/>
+          <w:rFonts w:ascii="Times New Roman" w:hAnsi="Times New Roman"/>
+        </w:rPr>
+        <w:t xml:space="preserve">[17] Wamba, S. F., Akter, S., Edwards, A., Chopin, G., &amp; Gnanzou, D. (2015). How big data can make big impact. International Journal of Production Economics, 165, 234-246. https://doi.org/10.1016/j.ijpe.2014.12.031</w:t>
+      </w:r>
+    </w:p>
+    <w:p>
+      <w:pPr/>
+      <w:r>
+        <w:rPr>
+          <w:sz w:val="20"/>
+          <w:szCs w:val="20"/>
+          <w:rFonts w:ascii="Times New Roman" w:hAnsi="Times New Roman"/>
+        </w:rPr>
+        <w:t xml:space="preserve">[18] Yin, Y., Zeng, Y., Chen, X., &amp; Fan, Y. (2016). The Internet of Things in healthcare: An overview. Journal of Industrial Information Integration, 1, 3-13. https://doi.org/10.1016/j.jii.2016.03.004</w:t>
       </w:r>
     </w:p>
     <w:p>
@@ -2464,40 +2475,40 @@
           <w:szCs w:val="20"/>
           <w:rFonts w:ascii="Times New Roman" w:hAnsi="Times New Roman"/>
         </w:rPr>
-        <w:t xml:space="preserve">[19] Dang, L. M., Piran, M. J., Han, D., Min, K., &amp; Moon, H. (2019). A survey on Internet of Things and cloud computing for healthcare. Electronics, 8(7), 768. https://doi.org/10.3390/electronics8070768</w:t>
-      </w:r>
-    </w:p>
-    <w:p>
-      <w:pPr/>
-      <w:r>
-        <w:rPr>
-          <w:sz w:val="20"/>
-          <w:szCs w:val="20"/>
-          <w:rFonts w:ascii="Times New Roman" w:hAnsi="Times New Roman"/>
-        </w:rPr>
-        <w:t xml:space="preserve">[20] Baker, S. B., Xiang, W., &amp; Atkinson, I. (2017). Internet of Things for smart healthcare: Technologies, challenges, and opportunities. IEEE Access, 5, 26521-26544. https://doi.org/10.1109/ACCESS.2017.2775180</w:t>
-      </w:r>
-    </w:p>
-    <w:p>
-      <w:pPr/>
-      <w:r>
-        <w:rPr>
-          <w:sz w:val="20"/>
-          <w:szCs w:val="20"/>
-          <w:rFonts w:ascii="Times New Roman" w:hAnsi="Times New Roman"/>
-        </w:rPr>
-        <w:t xml:space="preserve">[21] Griebel, L., Prokosch, H. U., Köpcke, F., Toddenroth, D., Christoph, J., Leb, I., Engel, I., &amp; Sedlmayr, M. (2015). A scoping review of cloud computing in healthcare. BMC Medical Informatics and Decision Making, 15(1), 17. https://doi.org/10.1186/s12911-015-0145-7</w:t>
-      </w:r>
-    </w:p>
-    <w:p>
-      <w:pPr/>
-      <w:r>
-        <w:rPr>
-          <w:sz w:val="20"/>
-          <w:szCs w:val="20"/>
-          <w:rFonts w:ascii="Times New Roman" w:hAnsi="Times New Roman"/>
-        </w:rPr>
-        <w:t xml:space="preserve">[22] Sultan, N. (2014). Making use of cloud computing for healthcare provision: Opportunities and challenges. International Journal of Information Management, 34(2), 177-184. https://doi.org/10.1016/j.ijinfomgt.2013.12.011</w:t>
+        <w:t xml:space="preserve">[19] Nahavandi, D., Alizadehsani, R., Khosravi, A., &amp; Acharya, U. R. (2022). Application of artificial intelligence in wearable devices: Opportunities and challenges. Computer Methods and Programs in Biomedicine, 213, 106541. https://doi.org/10.1016/j.cmpb.2021.106541</w:t>
+      </w:r>
+    </w:p>
+    <w:p>
+      <w:pPr/>
+      <w:r>
+        <w:rPr>
+          <w:sz w:val="20"/>
+          <w:szCs w:val="20"/>
+          <w:rFonts w:ascii="Times New Roman" w:hAnsi="Times New Roman"/>
+        </w:rPr>
+        <w:t xml:space="preserve">[20] Gatouillat, A., Badr, Y., Massot, B., &amp; Sejdic, E. (2018). Internet of Medical Things: A review of recent contributions dealing with cyber-physical systems in medicine. IEEE Internet of Things Journal, 5(5), 3810-3822. https://doi.org/10.1109/JIOT.2018.2849014</w:t>
+      </w:r>
+    </w:p>
+    <w:p>
+      <w:pPr/>
+      <w:r>
+        <w:rPr>
+          <w:sz w:val="20"/>
+          <w:szCs w:val="20"/>
+          <w:rFonts w:ascii="Times New Roman" w:hAnsi="Times New Roman"/>
+        </w:rPr>
+        <w:t xml:space="preserve">[21] Dang, L. M., Piran, M. J., Han, D., Min, K., &amp; Moon, H. (2019). A survey on Internet of Things and cloud computing for healthcare. Electronics, 8(7), 768. https://doi.org/10.3390/electronics8070768</w:t>
+      </w:r>
+    </w:p>
+    <w:p>
+      <w:pPr/>
+      <w:r>
+        <w:rPr>
+          <w:sz w:val="20"/>
+          <w:szCs w:val="20"/>
+          <w:rFonts w:ascii="Times New Roman" w:hAnsi="Times New Roman"/>
+        </w:rPr>
+        <w:t xml:space="preserve">[22] Griebel, L., Prokosch, H. U., Kopcke, F., et al. (2015). A scoping review of cloud computing in healthcare. BMC Medical Informatics and Decision Making, 15(1), 17. https://doi.org/10.1186/s12911-015-0145-7</w:t>
       </w:r>
     </w:p>
     <w:p>
@@ -2530,7 +2541,7 @@
           <w:szCs w:val="20"/>
           <w:rFonts w:ascii="Times New Roman" w:hAnsi="Times New Roman"/>
         </w:rPr>
-        <w:t xml:space="preserve">[25] Corral-Acero, J., Margara, F., Marber, M., Schotten, U., Smeeth, L., Sherwin, S. J., &amp; Lamata, P. (2020). The 'Digital Twin' to enable the vision of precision cardiology. European Heart Journal, 41(48), 4556-4564. https://doi.org/10.1093/eurheartj/ehaa159</w:t>
+        <w:t xml:space="preserve">[25] Laubenbacher, R., Sluka, J. P., Glazier, J. A., et al. (2022). Health digital twins as tools for precision medicine. NPJ Digital Medicine, 5(1), 137. https://doi.org/10.1038/s41746-022-00694-7</w:t>
       </w:r>
     </w:p>
     <w:p>
@@ -2563,18 +2574,18 @@
           <w:szCs w:val="20"/>
           <w:rFonts w:ascii="Times New Roman" w:hAnsi="Times New Roman"/>
         </w:rPr>
-        <w:t xml:space="preserve">[28] Wartman, S. A., &amp; Combs, C. D. (2018). Medical education must move from the information age to the age of artificial intelligence. Academic Medicine, 93(8), 1107-1109. https://doi.org/10.1097/ACM.0000000000002044</w:t>
-      </w:r>
-    </w:p>
-    <w:p>
-      <w:pPr/>
-      <w:r>
-        <w:rPr>
-          <w:sz w:val="20"/>
-          <w:szCs w:val="20"/>
-          <w:rFonts w:ascii="Times New Roman" w:hAnsi="Times New Roman"/>
-        </w:rPr>
-        <w:t xml:space="preserve">[29] Char, D. S., Shah, N. H., &amp; Magnus, D. (2018). Implementing machine learning in health care—Addressing ethical challenges. New England Journal of Medicine, 378(11), 981-983. https://doi.org/10.1056/NEJMp1714229</w:t>
+        <w:t xml:space="preserve">[28] Wartman, S. A., &amp; Combs, C. D. (2019). Reimagining medical education in the age of AI. AMA Journal of Ethics, 21(2), E146-152. https://doi.org/10.1001/amajethics.2019.146</w:t>
+      </w:r>
+    </w:p>
+    <w:p>
+      <w:pPr/>
+      <w:r>
+        <w:rPr>
+          <w:sz w:val="20"/>
+          <w:szCs w:val="20"/>
+          <w:rFonts w:ascii="Times New Roman" w:hAnsi="Times New Roman"/>
+        </w:rPr>
+        <w:t xml:space="preserve">[29] Char, D. S., Shah, N. H., &amp; Magnus, D. (2018). Implementing machine learning in health care - Addressing ethical challenges. New England Journal of Medicine, 378(11), 981-983. https://doi.org/10.1056/NEJMp1714229</w:t>
       </w:r>
     </w:p>
     <w:p>
@@ -2629,7 +2640,7 @@
           <w:szCs w:val="20"/>
           <w:rFonts w:ascii="Times New Roman" w:hAnsi="Times New Roman"/>
         </w:rPr>
-        <w:t xml:space="preserve">[34] Yin, R. K. (2018). Case study research and applications: Design and methods (6th ed.). Sage Publications.</w:t>
+        <w:t xml:space="preserve">[34] Yin, R. K. (2018). Case study research and applications: Design and methods (6th ed.). Sage Publications. ISBN: 978-1506336169</w:t>
       </w:r>
     </w:p>
     <w:p>
@@ -2651,7 +2662,7 @@
           <w:szCs w:val="20"/>
           <w:rFonts w:ascii="Times New Roman" w:hAnsi="Times New Roman"/>
         </w:rPr>
-        <w:t xml:space="preserve">[36] Grant, M. J., &amp; Booth, A. (2009). A typology of reviews: An analysis of 14 review types and associated methodologies. Health Information &amp; Libraries Journal, 26(2), 91-108. https://doi.org/10.1111/j.1471-1842.2009.00848.x</w:t>
+        <w:t xml:space="preserve">[36] Grant, M. J., &amp; Booth, A. (2009). A typology of reviews: An analysis of 14 review types and associated methodologies. Health Information and Libraries Journal, 26(2), 91-108. https://doi.org/10.1111/j.1471-1842.2009.00848.x</w:t>
       </w:r>
     </w:p>
     <w:p>
@@ -2684,7 +2695,7 @@
           <w:szCs w:val="20"/>
           <w:rFonts w:ascii="Times New Roman" w:hAnsi="Times New Roman"/>
         </w:rPr>
-        <w:t xml:space="preserve">[39] Obermeyer, Z., &amp; Emanuel, E. J. (2016). Predicting the future—Big data, machine learning, and clinical medicine. New England Journal of Medicine, 375(13), 1216-1219. https://doi.org/10.1056/NEJMp1606181</w:t>
+        <w:t xml:space="preserve">[39] Obermeyer, Z., &amp; Emanuel, E. J. (2016). Predicting the future - Big data, machine learning, and clinical medicine. New England Journal of Medicine, 375(13), 1216-1219. https://doi.org/10.1056/NEJMp1606181</w:t>
       </w:r>
     </w:p>
     <w:p>
@@ -2717,18 +2728,18 @@
           <w:szCs w:val="20"/>
           <w:rFonts w:ascii="Times New Roman" w:hAnsi="Times New Roman"/>
         </w:rPr>
-        <w:t xml:space="preserve">[42] Noah, B., Keller, M. S., Mosadeghi, S., Ber, L., Jeon, S. Y., Shin, B., Yom-Tov, E., Steinberg, D., Golber, D. M., &amp; Spiegel, B. M. (2018). Impact of remote patient monitoring on clinical outcomes: An updated meta-analysis. NPJ Digital Medicine, 1(1), 20172. https://doi.org/10.1038/s41746-017-0002-4</w:t>
-      </w:r>
-    </w:p>
-    <w:p>
-      <w:pPr/>
-      <w:r>
-        <w:rPr>
-          <w:sz w:val="20"/>
-          <w:szCs w:val="20"/>
-          <w:rFonts w:ascii="Times New Roman" w:hAnsi="Times New Roman"/>
-        </w:rPr>
-        <w:t xml:space="preserve">[43] Portnoy, J., Waller, M., &amp; Elliott, T. (2020). Telemedicine in the era of COVID-19. Journal of Allergy and Clinical Immunology: In Practice, 8(5), 1489-1491. https://doi.org/10.1016/j.jaip.2020.03.008</w:t>
+        <w:t xml:space="preserve">[42] Noah, B., Keller, M. S., Mosadeghi, S., et al. (2018). Impact of remote patient monitoring on clinical outcomes. NPJ Digital Medicine, 1(1), 20172. https://doi.org/10.1038/s41746-017-0002-4</w:t>
+      </w:r>
+    </w:p>
+    <w:p>
+      <w:pPr/>
+      <w:r>
+        <w:rPr>
+          <w:sz w:val="20"/>
+          <w:szCs w:val="20"/>
+          <w:rFonts w:ascii="Times New Roman" w:hAnsi="Times New Roman"/>
+        </w:rPr>
+        <w:t xml:space="preserve">[43] Monaghesh, E., &amp; Hajizadeh, A. (2020). The role of telehealth during COVID-19 outbreak: A systematic review. BMC Public Health, 20(1), 1193. https://doi.org/10.1186/s12889-020-09301-4</w:t>
       </w:r>
     </w:p>
     <w:p>
@@ -2772,18 +2783,18 @@
           <w:szCs w:val="20"/>
           <w:rFonts w:ascii="Times New Roman" w:hAnsi="Times New Roman"/>
         </w:rPr>
-        <w:t xml:space="preserve">[47] Shickel, B., Tighe, P. J., Bihorac, A., &amp; Rashidi, P. (2018). Deep EHR: A survey of recent advances in deep learning techniques for electronic health record analysis. IEEE Journal of Biomedical and Health Informatics, 22(5), 1589-1604. https://doi.org/10.1109/JBHI.2017.2767063</w:t>
-      </w:r>
-    </w:p>
-    <w:p>
-      <w:pPr/>
-      <w:r>
-        <w:rPr>
-          <w:sz w:val="20"/>
-          <w:szCs w:val="20"/>
-          <w:rFonts w:ascii="Times New Roman" w:hAnsi="Times New Roman"/>
-        </w:rPr>
-        <w:t xml:space="preserve">[48] Kvedar, J. C., Colman, C., &amp; Cella, G. (2016). The Internet of Healthy Things. Partners Connected Health. Boston, MA.</w:t>
+        <w:t xml:space="preserve">[47] Shickel, B., Tighe, P. J., Bihorac, A., &amp; Rashidi, P. (2018). Deep EHR: A survey of recent advances in deep learning techniques for EHR analysis. IEEE Journal of Biomedical and Health Informatics, 22(5), 1589-1604. https://doi.org/10.1109/JBHI.2017.2767063</w:t>
+      </w:r>
+    </w:p>
+    <w:p>
+      <w:pPr/>
+      <w:r>
+        <w:rPr>
+          <w:sz w:val="20"/>
+          <w:szCs w:val="20"/>
+          <w:rFonts w:ascii="Times New Roman" w:hAnsi="Times New Roman"/>
+        </w:rPr>
+        <w:t xml:space="preserve">[48] Rajkomar, A., Oren, E., Chen, K., et al. (2018). Scalable and accurate deep learning with electronic health records. NPJ Digital Medicine, 1(1), 18. https://doi.org/10.1038/s41746-018-0029-1</w:t>
       </w:r>
     </w:p>
     <w:p>

--- a/Smart_Healthcare_Analytics_Chapter.docx
+++ b/Smart_Healthcare_Analytics_Chapter.docx
@@ -2464,17 +2464,6 @@
           <w:szCs w:val="20"/>
           <w:rFonts w:ascii="Times New Roman" w:hAnsi="Times New Roman"/>
         </w:rPr>
-        <w:t xml:space="preserve">[18] Dias, D., &amp; Cunha, J. P. S. (2018). Wearable health devices—Vital sign monitoring, systems and technologies. Sensors, 18(8), 2414. https://doi.org/10.3390/s18082414</w:t>
-      </w:r>
-    </w:p>
-    <w:p>
-      <w:pPr/>
-      <w:r>
-        <w:rPr>
-          <w:sz w:val="20"/>
-          <w:szCs w:val="20"/>
-          <w:rFonts w:ascii="Times New Roman" w:hAnsi="Times New Roman"/>
-        </w:rPr>
         <w:t xml:space="preserve">[19] Nahavandi, D., Alizadehsani, R., Khosravi, A., &amp; Acharya, U. R. (2022). Application of artificial intelligence in wearable devices: Opportunities and challenges. Computer Methods and Programs in Biomedicine, 213, 106541. https://doi.org/10.1016/j.cmpb.2021.106541</w:t>
       </w:r>
     </w:p>
@@ -2828,6 +2817,83 @@
           <w:rFonts w:ascii="Times New Roman" w:hAnsi="Times New Roman"/>
         </w:rPr>
         <w:t xml:space="preserve">[51] Krittanawong, C., Zhang, H., Wang, Z., Aydar, M., &amp; Kitai, T. (2017). Artificial intelligence in precision cardiovascular medicine. Journal of the American College of Cardiology, 69(21), 2657-2664. https://doi.org/10.1016/j.jacc.2017.03.571</w:t>
+      </w:r>
+    </w:p>
+    <w:p>
+      <w:pPr/>
+      <w:r>
+        <w:rPr>
+          <w:sz w:val="20"/>
+          <w:szCs w:val="20"/>
+          <w:rFonts w:ascii="Times New Roman" w:hAnsi="Times New Roman"/>
+        </w:rPr>
+        <w:t xml:space="preserve">[52] Imran, S., Mahmood, T., Morshed, A., &amp; Sellis, T. (2021). Big data analytics in healthcare: A systematic literature review and roadmap for practical implementation. IEEE/CAA Journal of Automatica Sinica, 8(1), 1-22. https://doi.org/10.1109/JAS.2020.1003384</w:t>
+      </w:r>
+    </w:p>
+    <w:p>
+      <w:pPr/>
+      <w:r>
+        <w:rPr>
+          <w:sz w:val="20"/>
+          <w:szCs w:val="20"/>
+          <w:rFonts w:ascii="Times New Roman" w:hAnsi="Times New Roman"/>
+        </w:rPr>
+        <w:t xml:space="preserve">[53] Senbekov, M., Saliev, T., Bukeyeva, Z., Almabayeva, A., Zhanaliyeva, M., Aitenova, N., Toishibekov, Y., &amp; Fakhradiyev, I. (2020). The recent progress and applications of digital technologies in healthcare: A review. International Journal of Telemedicine and Applications, 2020, 8830200. https://doi.org/10.1155/2020/8830200</w:t>
+      </w:r>
+    </w:p>
+    <w:p>
+      <w:pPr/>
+      <w:r>
+        <w:rPr>
+          <w:sz w:val="20"/>
+          <w:szCs w:val="20"/>
+          <w:rFonts w:ascii="Times New Roman" w:hAnsi="Times New Roman"/>
+        </w:rPr>
+        <w:t xml:space="preserve">[54] Secinaro, S., Calandra, D., Secinaro, A., Muthurangu, V., &amp; Biancone, P. (2021). The role of artificial intelligence in healthcare: A structured literature review. BMC Medical Informatics and Decision Making, 21(1), 125. https://doi.org/10.1186/s12911-021-01488-9</w:t>
+      </w:r>
+    </w:p>
+    <w:p>
+      <w:pPr/>
+      <w:r>
+        <w:rPr>
+          <w:sz w:val="20"/>
+          <w:szCs w:val="20"/>
+          <w:rFonts w:ascii="Times New Roman" w:hAnsi="Times New Roman"/>
+        </w:rPr>
+        <w:t xml:space="preserve">[55] Kvedar, J., Coye, M. J., &amp; Everett, W. (2014). Connected health: A review of technologies and strategies to improve patient care with telemedicine and telehealth. Health Affairs, 33(2), 194-199. https://doi.org/10.1377/hlthaff.2013.0992</w:t>
+      </w:r>
+    </w:p>
+    <w:p>
+      <w:pPr/>
+      <w:r>
+        <w:rPr>
+          <w:sz w:val="20"/>
+          <w:szCs w:val="20"/>
+          <w:rFonts w:ascii="Times New Roman" w:hAnsi="Times New Roman"/>
+        </w:rPr>
+        <w:t xml:space="preserve">[56] Vayena, E., Blasimme, A., &amp; Cohen, I. G. (2018). Machine learning in medicine: Addressing ethical challenges. PLoS Medicine, 15(11), e1002689. https://doi.org/10.1371/journal.pmed.1002689</w:t>
+      </w:r>
+    </w:p>
+    <w:p>
+      <w:pPr/>
+      <w:r>
+        <w:rPr>
+          <w:sz w:val="20"/>
+          <w:szCs w:val="20"/>
+          <w:rFonts w:ascii="Times New Roman" w:hAnsi="Times New Roman"/>
+        </w:rPr>
+        <w:t xml:space="preserve">[57] Everson, J., &amp; Adler-Milstein, J. (2021). Engagement in health information exchange is associated with readmission reduction. Health Affairs, 40(7), 1059-1067. https://doi.org/10.1377/hlthaff.2020.02420</w:t>
+      </w:r>
+    </w:p>
+    <w:p>
+      <w:pPr/>
+      <w:r>
+        <w:rPr>
+          <w:sz w:val="20"/>
+          <w:szCs w:val="20"/>
+          <w:rFonts w:ascii="Times New Roman" w:hAnsi="Times New Roman"/>
+        </w:rPr>
+        <w:t xml:space="preserve">[58] Elragal, R., Elragal, A., &amp; Habibipour, A. (2023). Healthcare analytics: A literature review and proposed research agenda. Frontiers in Big Data, 6, 1277976. https://doi.org/10.3389/fdata.2023.1277976</w:t>
       </w:r>
     </w:p>
     <w:sectPr>
